--- a/backend-exhibits/Outlook to Gmail - Included.docx
+++ b/backend-exhibits/Outlook to Gmail - Included.docx
@@ -49,7 +49,7 @@
             </w:pPr>
             <w:r>
               <w:rPr>
-                <w:rFonts w:ascii="Arial" w:eastAsia="Arial" w:hAnsi="Arial" w:cs="Arial"/>
+                <w:rFonts w:ascii="Arial" w:hAnsi="Arial" w:cs="Arial" w:eastAsia="Arial"/>
                 <w:b/>
                 <w:sz w:val="21"/>
               </w:rPr>
@@ -79,7 +79,7 @@
             </w:pPr>
             <w:r>
               <w:rPr>
-                <w:rFonts w:ascii="Arial" w:eastAsia="Arial" w:hAnsi="Arial" w:cs="Arial"/>
+                <w:rFonts w:ascii="Arial" w:hAnsi="Arial" w:cs="Arial" w:eastAsia="Arial"/>
                 <w:b/>
                 <w:sz w:val="21"/>
               </w:rPr>
@@ -104,8 +104,8 @@
             </w:pPr>
             <w:r>
               <w:rPr>
-                <w:rFonts w:ascii="Arial" w:eastAsia="Arial" w:hAnsi="Arial" w:cs="Arial"/>
-                <w:sz w:val="19"/>
+                <w:rFonts w:ascii="Arial" w:hAnsi="Arial" w:cs="Arial" w:eastAsia="Arial"/>
+                <w:sz w:val="21"/>
               </w:rPr>
               <w:t>An inbox mail is a digital folder for storing and managing received emails.</w:t>
             </w:r>
@@ -133,7 +133,7 @@
             </w:pPr>
             <w:r>
               <w:rPr>
-                <w:rFonts w:ascii="Arial" w:eastAsia="Arial" w:hAnsi="Arial" w:cs="Arial"/>
+                <w:rFonts w:ascii="Arial" w:hAnsi="Arial" w:cs="Arial" w:eastAsia="Arial"/>
                 <w:b/>
                 <w:sz w:val="21"/>
               </w:rPr>
@@ -158,8 +158,8 @@
             </w:pPr>
             <w:r>
               <w:rPr>
-                <w:rFonts w:ascii="Arial" w:eastAsia="Arial" w:hAnsi="Arial" w:cs="Arial"/>
-                <w:sz w:val="19"/>
+                <w:rFonts w:ascii="Arial" w:hAnsi="Arial" w:cs="Arial" w:eastAsia="Arial"/>
+                <w:sz w:val="21"/>
               </w:rPr>
               <w:t>Folder for stored copies of sent emails</w:t>
             </w:r>
@@ -187,7 +187,7 @@
             </w:pPr>
             <w:r>
               <w:rPr>
-                <w:rFonts w:ascii="Arial" w:eastAsia="Arial" w:hAnsi="Arial" w:cs="Arial"/>
+                <w:rFonts w:ascii="Arial" w:hAnsi="Arial" w:cs="Arial" w:eastAsia="Arial"/>
                 <w:b/>
                 <w:sz w:val="21"/>
               </w:rPr>
@@ -211,7 +211,7 @@
             </w:pPr>
             <w:r>
               <w:rPr>
-                <w:rFonts w:ascii="Arial" w:eastAsia="Arial" w:hAnsi="Arial" w:cs="Arial"/>
+                <w:rFonts w:ascii="Arial" w:hAnsi="Arial" w:cs="Arial" w:eastAsia="Arial"/>
                 <w:sz w:val="21"/>
               </w:rPr>
               <w:t>Unfinished or unsent emails saved for future editing and sending.</w:t>
@@ -240,7 +240,7 @@
             </w:pPr>
             <w:r>
               <w:rPr>
-                <w:rFonts w:ascii="Arial" w:eastAsia="Arial" w:hAnsi="Arial" w:cs="Arial"/>
+                <w:rFonts w:ascii="Arial" w:hAnsi="Arial" w:cs="Arial" w:eastAsia="Arial"/>
                 <w:b/>
                 <w:sz w:val="21"/>
               </w:rPr>
@@ -265,7 +265,7 @@
             </w:pPr>
             <w:r>
               <w:rPr>
-                <w:rFonts w:ascii="Arial" w:eastAsia="Arial" w:hAnsi="Arial" w:cs="Arial"/>
+                <w:rFonts w:ascii="Arial" w:hAnsi="Arial" w:cs="Arial" w:eastAsia="Arial"/>
                 <w:sz w:val="21"/>
               </w:rPr>
               <w:t>Unwanted emails, typically containing spam or irrelevant content, are often filtered into a separate folder to reduce clutter in the inbox</w:t>
@@ -294,7 +294,7 @@
             </w:pPr>
             <w:r>
               <w:rPr>
-                <w:rFonts w:ascii="Arial" w:eastAsia="Arial" w:hAnsi="Arial" w:cs="Arial"/>
+                <w:rFonts w:ascii="Arial" w:hAnsi="Arial" w:cs="Arial" w:eastAsia="Arial"/>
                 <w:b/>
                 <w:sz w:val="21"/>
               </w:rPr>
@@ -319,7 +319,7 @@
             </w:pPr>
             <w:r>
               <w:rPr>
-                <w:rFonts w:ascii="Arial" w:eastAsia="Arial" w:hAnsi="Arial" w:cs="Arial"/>
+                <w:rFonts w:ascii="Arial" w:hAnsi="Arial" w:cs="Arial" w:eastAsia="Arial"/>
                 <w:sz w:val="21"/>
               </w:rPr>
               <w:t>Emails that have been intentionally deleted or moved to a trash folder for removal.</w:t>
@@ -349,7 +349,7 @@
             <w:proofErr w:type="spellStart"/>
             <w:r>
               <w:rPr>
-                <w:rFonts w:ascii="Arial" w:eastAsia="Arial" w:hAnsi="Arial" w:cs="Arial"/>
+                <w:rFonts w:ascii="Arial" w:hAnsi="Arial" w:cs="Arial" w:eastAsia="Arial"/>
                 <w:b/>
                 <w:sz w:val="21"/>
               </w:rPr>
@@ -374,7 +374,7 @@
             </w:pPr>
             <w:r>
               <w:rPr>
-                <w:rFonts w:ascii="Arial" w:eastAsia="Arial" w:hAnsi="Arial" w:cs="Arial"/>
+                <w:rFonts w:ascii="Arial" w:hAnsi="Arial" w:cs="Arial" w:eastAsia="Arial"/>
                 <w:sz w:val="21"/>
               </w:rPr>
               <w:t>Retain the timestamp from source to destination</w:t>
@@ -403,7 +403,7 @@
             </w:pPr>
             <w:r>
               <w:rPr>
-                <w:rFonts w:ascii="Arial" w:eastAsia="Arial" w:hAnsi="Arial" w:cs="Arial"/>
+                <w:rFonts w:ascii="Arial" w:hAnsi="Arial" w:cs="Arial" w:eastAsia="Arial"/>
                 <w:b/>
                 <w:sz w:val="21"/>
               </w:rPr>
@@ -427,7 +427,7 @@
             </w:pPr>
             <w:r>
               <w:rPr>
-                <w:rFonts w:ascii="Arial" w:eastAsia="Arial" w:hAnsi="Arial" w:cs="Arial"/>
+                <w:rFonts w:ascii="Arial" w:hAnsi="Arial" w:cs="Arial" w:eastAsia="Arial"/>
                 <w:sz w:val="21"/>
               </w:rPr>
               <w:t>Highlighted designation for significant or priority emails</w:t>
@@ -456,7 +456,7 @@
             </w:pPr>
             <w:r>
               <w:rPr>
-                <w:rFonts w:ascii="Arial" w:eastAsia="Arial" w:hAnsi="Arial" w:cs="Arial"/>
+                <w:rFonts w:ascii="Arial" w:hAnsi="Arial" w:cs="Arial" w:eastAsia="Arial"/>
                 <w:b/>
                 <w:sz w:val="21"/>
               </w:rPr>
@@ -480,7 +480,7 @@
             </w:pPr>
             <w:r>
               <w:rPr>
-                <w:rFonts w:ascii="Arial" w:eastAsia="Arial" w:hAnsi="Arial" w:cs="Arial"/>
+                <w:rFonts w:ascii="Arial" w:hAnsi="Arial" w:cs="Arial" w:eastAsia="Arial"/>
                 <w:sz w:val="21"/>
               </w:rPr>
               <w:t>Preserves read &amp; unread status</w:t>
@@ -509,7 +509,7 @@
             </w:pPr>
             <w:r>
               <w:rPr>
-                <w:rFonts w:ascii="Arial" w:eastAsia="Arial" w:hAnsi="Arial" w:cs="Arial"/>
+                <w:rFonts w:ascii="Arial" w:hAnsi="Arial" w:cs="Arial" w:eastAsia="Arial"/>
                 <w:b/>
                 <w:sz w:val="21"/>
               </w:rPr>
@@ -533,7 +533,7 @@
             </w:pPr>
             <w:r>
               <w:rPr>
-                <w:rFonts w:ascii="Arial" w:eastAsia="Arial" w:hAnsi="Arial" w:cs="Arial"/>
+                <w:rFonts w:ascii="Arial" w:hAnsi="Arial" w:cs="Arial" w:eastAsia="Arial"/>
                 <w:sz w:val="21"/>
               </w:rPr>
               <w:t>Files or documents sent alongside an email, allowing users to share additional information or multimedia content. Attachments can include various file types such as documents, images, videos, or audio files</w:t>
@@ -562,7 +562,7 @@
             </w:pPr>
             <w:r>
               <w:rPr>
-                <w:rFonts w:ascii="Arial" w:eastAsia="Arial" w:hAnsi="Arial" w:cs="Arial"/>
+                <w:rFonts w:ascii="Arial" w:hAnsi="Arial" w:cs="Arial" w:eastAsia="Arial"/>
                 <w:b/>
                 <w:sz w:val="21"/>
               </w:rPr>
@@ -576,7 +576,7 @@
             </w:pPr>
             <w:r>
               <w:rPr>
-                <w:rFonts w:ascii="Arial" w:eastAsia="Arial" w:hAnsi="Arial" w:cs="Arial"/>
+                <w:rFonts w:ascii="Arial" w:hAnsi="Arial" w:cs="Arial" w:eastAsia="Arial"/>
                 <w:b/>
                 <w:sz w:val="21"/>
               </w:rPr>
@@ -600,7 +600,7 @@
             </w:pPr>
             <w:r>
               <w:rPr>
-                <w:rFonts w:ascii="Arial" w:eastAsia="Arial" w:hAnsi="Arial" w:cs="Arial"/>
+                <w:rFonts w:ascii="Arial" w:hAnsi="Arial" w:cs="Arial" w:eastAsia="Arial"/>
                 <w:sz w:val="21"/>
               </w:rPr>
               <w:t xml:space="preserve">Normal &amp; Recurring event schedules </w:t>
@@ -629,7 +629,7 @@
             </w:pPr>
             <w:r>
               <w:rPr>
-                <w:rFonts w:ascii="Arial" w:eastAsia="Arial" w:hAnsi="Arial" w:cs="Arial"/>
+                <w:rFonts w:ascii="Arial" w:hAnsi="Arial" w:cs="Arial" w:eastAsia="Arial"/>
                 <w:b/>
                 <w:sz w:val="21"/>
               </w:rPr>
@@ -638,7 +638,7 @@
             <w:proofErr w:type="spellStart"/>
             <w:r>
               <w:rPr>
-                <w:rFonts w:ascii="Arial" w:eastAsia="Arial" w:hAnsi="Arial" w:cs="Arial"/>
+                <w:rFonts w:ascii="Arial" w:hAnsi="Arial" w:cs="Arial" w:eastAsia="Arial"/>
                 <w:b/>
                 <w:sz w:val="21"/>
               </w:rPr>
@@ -663,7 +663,7 @@
             </w:pPr>
             <w:r>
               <w:rPr>
-                <w:rFonts w:ascii="Arial" w:eastAsia="Arial" w:hAnsi="Arial" w:cs="Arial"/>
+                <w:rFonts w:ascii="Arial" w:hAnsi="Arial" w:cs="Arial" w:eastAsia="Arial"/>
                 <w:sz w:val="21"/>
               </w:rPr>
               <w:t xml:space="preserve">Calendar event timestamps will maintain </w:t>
@@ -692,7 +692,7 @@
             </w:pPr>
             <w:r>
               <w:rPr>
-                <w:rFonts w:ascii="Arial" w:eastAsia="Arial" w:hAnsi="Arial" w:cs="Arial"/>
+                <w:rFonts w:ascii="Arial" w:hAnsi="Arial" w:cs="Arial" w:eastAsia="Arial"/>
                 <w:b/>
                 <w:sz w:val="21"/>
               </w:rPr>
@@ -716,7 +716,7 @@
             </w:pPr>
             <w:r>
               <w:rPr>
-                <w:rFonts w:ascii="Arial" w:eastAsia="Arial" w:hAnsi="Arial" w:cs="Arial"/>
+                <w:rFonts w:ascii="Arial" w:hAnsi="Arial" w:cs="Arial" w:eastAsia="Arial"/>
                 <w:sz w:val="21"/>
               </w:rPr>
               <w:t xml:space="preserve">Calendar event attachments will maintain </w:t>
@@ -745,7 +745,7 @@
             </w:pPr>
             <w:r>
               <w:rPr>
-                <w:rFonts w:ascii="Arial" w:eastAsia="Arial" w:hAnsi="Arial" w:cs="Arial"/>
+                <w:rFonts w:ascii="Arial" w:hAnsi="Arial" w:cs="Arial" w:eastAsia="Arial"/>
                 <w:b/>
                 <w:sz w:val="21"/>
               </w:rPr>
@@ -769,7 +769,7 @@
             </w:pPr>
             <w:r>
               <w:rPr>
-                <w:rFonts w:ascii="Arial" w:eastAsia="Arial" w:hAnsi="Arial" w:cs="Arial"/>
+                <w:rFonts w:ascii="Arial" w:hAnsi="Arial" w:cs="Arial" w:eastAsia="Arial"/>
                 <w:sz w:val="21"/>
               </w:rPr>
               <w:t>All contacts will be migrated to the destination</w:t>
@@ -793,10 +793,10 @@
   <w:docDefaults>
     <w:rPrDefault>
       <w:rPr>
-        <w:rFonts w:asciiTheme="minorHAnsi" w:eastAsiaTheme="minorEastAsia" w:hAnsiTheme="minorHAnsi" w:cstheme="minorBidi"/>
+        <w:rFonts w:ascii="Arial" w:hAnsi="Arial" w:cs="Arial" w:eastAsia="Arial"/>
         <w:kern w:val="2"/>
-        <w:sz w:val="24"/>
-        <w:szCs w:val="24"/>
+        <w:sz w:val="21"/>
+        <w:szCs w:val="21"/>
         <w:lang w:val="en-IN" w:eastAsia="en-IN" w:bidi="ar-SA"/>
         <w14:ligatures w14:val="standardContextual"/>
       </w:rPr>
@@ -1192,9 +1192,9 @@
       <w:spacing w:line="259" w:lineRule="auto"/>
     </w:pPr>
     <w:rPr>
-      <w:rFonts w:ascii="Calibri" w:eastAsia="Calibri" w:hAnsi="Calibri" w:cs="Calibri"/>
+      <w:rFonts w:ascii="Arial" w:hAnsi="Arial" w:cs="Arial" w:eastAsia="Arial"/>
       <w:color w:val="000000"/>
-      <w:sz w:val="22"/>
+      <w:sz w:val="21"/>
     </w:rPr>
   </w:style>
   <w:style w:type="character" w:default="1" w:styleId="DefaultParagraphFont">
